--- a/dosyalar/calisma-kagitlari/7-sinif/arapca-7-1-calisma-kagidi.docx
+++ b/dosyalar/calisma-kagitlari/7-sinif/arapca-7-1-calisma-kagidi.docx
@@ -1024,7 +1024,7 @@
                 <w:szCs w:val="28"/>
                 <w:rtl/>
               </w:rPr>
-              <w:t xml:space="preserve">صَيْدَلِيٌّ</w:t>
+              <w:t xml:space="preserve">صَيْدَلِيٌّ</w:t>
             </w:r>
           </w:p>
         </w:tc>
@@ -1194,7 +1194,7 @@
                 <w:szCs w:val="28"/>
                 <w:rtl/>
               </w:rPr>
-              <w:t xml:space="preserve">نَجَّارٌ</w:t>
+              <w:t xml:space="preserve">نَجَّارٌ</w:t>
             </w:r>
           </w:p>
         </w:tc>
@@ -1364,7 +1364,7 @@
                 <w:szCs w:val="28"/>
                 <w:rtl/>
               </w:rPr>
-              <w:t xml:space="preserve">خَبَّازٌ</w:t>
+              <w:t xml:space="preserve">خَبَّازٌ</w:t>
             </w:r>
           </w:p>
         </w:tc>
@@ -1808,7 +1808,7 @@
                 <w:szCs w:val="30"/>
                 <w:rtl/>
               </w:rPr>
-              <w:t xml:space="preserve">حَدَّادٌ</w:t>
+              <w:t xml:space="preserve">حَدَّادٌ</w:t>
             </w:r>
           </w:p>
         </w:tc>
@@ -1904,7 +1904,7 @@
                 <w:szCs w:val="30"/>
                 <w:rtl/>
               </w:rPr>
-              <w:t xml:space="preserve">طَبَّاخٌ</w:t>
+              <w:t xml:space="preserve">طَبَّاخٌ</w:t>
             </w:r>
           </w:p>
         </w:tc>
@@ -2000,7 +2000,7 @@
                 <w:szCs w:val="30"/>
                 <w:rtl/>
               </w:rPr>
-              <w:t xml:space="preserve">حَلَّاقٌ</w:t>
+              <w:t xml:space="preserve">حَلَّاقٌ</w:t>
             </w:r>
           </w:p>
         </w:tc>
@@ -2096,7 +2096,7 @@
                 <w:szCs w:val="30"/>
                 <w:rtl/>
               </w:rPr>
-              <w:t xml:space="preserve">مُمَثِّلٌ</w:t>
+              <w:t xml:space="preserve">مُمَثِّلٌ</w:t>
             </w:r>
           </w:p>
         </w:tc>
@@ -2192,7 +2192,7 @@
                 <w:szCs w:val="30"/>
                 <w:rtl/>
               </w:rPr>
-              <w:t xml:space="preserve">رَسَّامٌ</w:t>
+              <w:t xml:space="preserve">رَسَّامٌ</w:t>
             </w:r>
           </w:p>
         </w:tc>
@@ -2565,7 +2565,7 @@
                 <w:szCs w:val="30"/>
                 <w:rtl/>
               </w:rPr>
-              <w:t xml:space="preserve">يَذْهَبُ إِلَى الْعَمَلِ فِي السَّاعَةِ الثَّامِنَةِ صَبَاحًا.</w:t>
+              <w:t xml:space="preserve">يَذْهَبُ إِلَى العَمَلِ فِي السَّاعَةِ الثَّامِنَةِ صَبَاحًا.</w:t>
             </w:r>
           </w:p>
           <w:p>
@@ -2583,7 +2583,7 @@
                 <w:szCs w:val="30"/>
                 <w:rtl/>
               </w:rPr>
-              <w:t xml:space="preserve">أُمِّي صَيْدَلِيَّةٌ تَعْمَلُ فِي صَيْدَلِيَّةٍ قَرِيبَةٍ مِنْ بَيْتِنَا.</w:t>
+              <w:t xml:space="preserve">أُمِّي صَيْدَلِيَّةٌ تَعْمَلُ فِي صَيْدَلِيَّةٍ قَرِيبَةٍ مِنْ بَيْتِنَا.</w:t>
             </w:r>
           </w:p>
           <w:p>
@@ -2601,7 +2601,7 @@
                 <w:szCs w:val="30"/>
                 <w:rtl/>
               </w:rPr>
-              <w:t xml:space="preserve">أَنَا أُرِيدُ أَنْ أَكُونَ طَبِيبًا فِي الْمُسْتَقْبَلِ.</w:t>
+              <w:t xml:space="preserve">أَنَا أُرِيدُ أَنْ أَكُونَ طَبِيبًا فِي المُسْتَقْبَلِ.</w:t>
             </w:r>
           </w:p>
         </w:tc>
@@ -2655,7 +2655,7 @@
           <w:szCs w:val="28"/>
           <w:rtl/>
         </w:rPr>
-        <w:t xml:space="preserve">مَا مِهْنَةُ الْأَبِ ؟</w:t>
+        <w:t xml:space="preserve">مَا مِهْنَةُ الأَبِ ؟</w:t>
       </w:r>
     </w:p>
     <w:p>
@@ -2711,7 +2711,7 @@
           <w:szCs w:val="28"/>
           <w:rtl/>
         </w:rPr>
-        <w:t xml:space="preserve">أَيْنَ تَعْمَلُ الْأُمُّ ؟</w:t>
+        <w:t xml:space="preserve">أَيْن تَعْمَلُ الأُمُّ ؟</w:t>
       </w:r>
     </w:p>
     <w:p>
@@ -2767,7 +2767,7 @@
           <w:szCs w:val="28"/>
           <w:rtl/>
         </w:rPr>
-        <w:t xml:space="preserve">مَتَى يَذْهَبُ الْأَبُ إِلَى الْعَمَلِ ؟</w:t>
+        <w:t xml:space="preserve">مَتَى يَذْهَبُ الأَبُ إِلَى العَمَلِ ؟</w:t>
       </w:r>
     </w:p>
     <w:p>
@@ -2823,7 +2823,7 @@
           <w:szCs w:val="28"/>
           <w:rtl/>
         </w:rPr>
-        <w:t xml:space="preserve">مَاذَا يُرِيدُ الْوَلَدُ أَنْ يَكُونَ ؟</w:t>
+        <w:t xml:space="preserve">مَاذَا يُرِيدُ الوَلَدُ أَنْ يَكُونَ ؟</w:t>
       </w:r>
     </w:p>
     <w:p>
@@ -3083,7 +3083,7 @@
                 <w:szCs w:val="28"/>
                 <w:rtl/>
               </w:rPr>
-              <w:t xml:space="preserve">اَلطَّبِيبُ ……………………… الْمَرْضَى.</w:t>
+              <w:t xml:space="preserve">اَلطَّبِيبُ ……………………… المَرْضَى.</w:t>
             </w:r>
           </w:p>
         </w:tc>
@@ -3155,7 +3155,7 @@
                 <w:szCs w:val="28"/>
                 <w:rtl/>
               </w:rPr>
-              <w:t xml:space="preserve">اَلْبَائِعُ ……………………… الْخُبْزَ.</w:t>
+              <w:t xml:space="preserve">اَلبَائِعُ ……………………… الخُبْزَ.</w:t>
             </w:r>
           </w:p>
         </w:tc>
@@ -3227,7 +3227,7 @@
                 <w:szCs w:val="28"/>
                 <w:rtl/>
               </w:rPr>
-              <w:t xml:space="preserve">اَلْمُهَنْدِسُ ……………………… الْبُيُوتَ.</w:t>
+              <w:t xml:space="preserve">اَلمُهَنْدِسُ ……………………… البُيُوتَ.</w:t>
             </w:r>
           </w:p>
         </w:tc>
@@ -3299,7 +3299,7 @@
                 <w:szCs w:val="28"/>
                 <w:rtl/>
               </w:rPr>
-              <w:t xml:space="preserve">أَبِي ……………………… فِي الْمَصْنَعِ.</w:t>
+              <w:t xml:space="preserve">أَبِي ……………………… فِي المَصْنَعِ.</w:t>
             </w:r>
           </w:p>
         </w:tc>
@@ -3371,7 +3371,7 @@
                 <w:szCs w:val="28"/>
                 <w:rtl/>
               </w:rPr>
-              <w:t xml:space="preserve">أُمِّي ……………………… فِي الْمَدْرَسَةِ.</w:t>
+              <w:t xml:space="preserve">أُمِّي ……………………… فِي المَدْرَسَةِ.</w:t>
             </w:r>
           </w:p>
         </w:tc>
@@ -4188,7 +4188,7 @@
                 <w:szCs w:val="30"/>
                 <w:rtl/>
               </w:rPr>
-              <w:t xml:space="preserve">مِهْنَةٌ   —   أُرِيدُ   —   أَنْ أَكُونَ   —   فِي الْمُسْتَقْبَلِ   —   لِأَنَّ   —   أُحِبُّ</w:t>
+              <w:t xml:space="preserve">مِهْنَةٌ   —   أُرِيدُ   —   أَنْ أَكُونَ   —   فِي المُسْتَقْبَلِ   —   لِأَنَّ   —   أُحِبُّ</w:t>
             </w:r>
           </w:p>
         </w:tc>
@@ -4736,7 +4736,7 @@
                 <w:szCs w:val="25"/>
                 <w:rtl/>
               </w:rPr>
-              <w:t xml:space="preserve">تَعْمَلُ فِي صَيْدَلِيَّةٍ قَرِيبَةٍ مِنَ الْبَيْتِ.</w:t>
+              <w:t xml:space="preserve">تَعْمَلُ فِي صَيْدَلِيَّةٍ قَرِيبَةٍ مِن البَيْتِ.</w:t>
             </w:r>
           </w:p>
           <w:p>
@@ -4754,7 +4754,7 @@
                 <w:szCs w:val="25"/>
                 <w:rtl/>
               </w:rPr>
-              <w:t xml:space="preserve">يَذْهَبُ فِي السَّاعَةِ الثَّامِنَةِ صَبَاحًا.</w:t>
+              <w:t xml:space="preserve">يَذْهَبُ فِي السَّاعَةِ الثَّامِنَةِ صَبَاحًا.</w:t>
             </w:r>
           </w:p>
           <w:p>
@@ -4835,7 +4835,7 @@
                 <w:szCs w:val="25"/>
                 <w:rtl/>
               </w:rPr>
-              <w:t xml:space="preserve">اَلطَّبِيبُ يُعَالِجُ الْمَرْضَى.</w:t>
+              <w:t xml:space="preserve">اَلطَّبِيبُ يُعَالِجُ المَرْضَى.</w:t>
             </w:r>
           </w:p>
           <w:p>
@@ -4853,7 +4853,7 @@
                 <w:szCs w:val="25"/>
                 <w:rtl/>
               </w:rPr>
-              <w:t xml:space="preserve">اَلْبَائِعُ يَبِيعُ الْخُبْزَ.</w:t>
+              <w:t xml:space="preserve">اَلبَائِعُ يَبِيعُ الخُبْزَ.</w:t>
             </w:r>
           </w:p>
           <w:p>
@@ -4871,7 +4871,7 @@
                 <w:szCs w:val="25"/>
                 <w:rtl/>
               </w:rPr>
-              <w:t xml:space="preserve">اَلْمُهَنْدِسُ يَبْنِي الْبُيُوتَ.</w:t>
+              <w:t xml:space="preserve">اَلمُهَنْدِسُ يَبْنِي البُيُوتَ.</w:t>
             </w:r>
           </w:p>
           <w:p>
@@ -4889,7 +4889,7 @@
                 <w:szCs w:val="25"/>
                 <w:rtl/>
               </w:rPr>
-              <w:t xml:space="preserve">أَبِي يَعْمَلُ فِي الْمَصْنَعِ.</w:t>
+              <w:t xml:space="preserve">أَبِي يَعْمَلُ فِي المَصْنَعِ.</w:t>
             </w:r>
           </w:p>
           <w:p>
@@ -4907,7 +4907,7 @@
                 <w:szCs w:val="25"/>
                 <w:rtl/>
               </w:rPr>
-              <w:t xml:space="preserve">أُمِّي تَعْمَلُ فِي الْمَدْرَسَةِ.</w:t>
+              <w:t xml:space="preserve">أُمِّي تَعْمَلُ فِي المَدْرَسَةِ.</w:t>
             </w:r>
           </w:p>
         </w:tc>
@@ -4988,7 +4988,7 @@
                 <w:szCs w:val="25"/>
                 <w:rtl/>
               </w:rPr>
-              <w:t xml:space="preserve">اَلطَّبِيبُ يَعْمَلُ فِي الْمُسْتَشْفَى.</w:t>
+              <w:t xml:space="preserve">اَلطَّبِيبُ يَعْمَلُ فِي المُسْتَشْفَى.</w:t>
             </w:r>
           </w:p>
           <w:p>
@@ -5024,7 +5024,7 @@
                 <w:szCs w:val="25"/>
                 <w:rtl/>
               </w:rPr>
-              <w:t xml:space="preserve">أُرِيدُ أَنْ أَكُونَ مُعَلِّمًا.</w:t>
+              <w:t xml:space="preserve">أُرِيدُ أَنْ أَكُونَ مُعَلِّمًا.</w:t>
             </w:r>
           </w:p>
           <w:p>
@@ -5042,7 +5042,7 @@
                 <w:szCs w:val="25"/>
                 <w:rtl/>
               </w:rPr>
-              <w:t xml:space="preserve">كُلُّ مِهْنَةٍ شَرِيفَةٌ.</w:t>
+              <w:t xml:space="preserve">كُلُّ مِهْنَةٍ شَرِيفَةٌ.</w:t>
             </w:r>
           </w:p>
         </w:tc>

--- a/dosyalar/calisma-kagitlari/7-sinif/arapca-7-1-calisma-kagidi.docx
+++ b/dosyalar/calisma-kagitlari/7-sinif/arapca-7-1-calisma-kagidi.docx
@@ -506,7 +506,7 @@
             </w:pPr>
             <w:r>
               <w:rPr>
-                <w:rFonts w:ascii="Markazi Text" w:cs="Markazi Text" w:eastAsia="Markazi Text" w:hAnsi="Markazi Text"/>
+                <w:rFonts w:ascii="Arakom" w:cs="Arakom" w:eastAsia="Arakom" w:hAnsi="Arakom"/>
                 <w:b w:val="false"/>
                 <w:bCs w:val="false"/>
                 <w:color w:val="111111"/>
@@ -676,7 +676,7 @@
             </w:pPr>
             <w:r>
               <w:rPr>
-                <w:rFonts w:ascii="Markazi Text" w:cs="Markazi Text" w:eastAsia="Markazi Text" w:hAnsi="Markazi Text"/>
+                <w:rFonts w:ascii="Arakom" w:cs="Arakom" w:eastAsia="Arakom" w:hAnsi="Arakom"/>
                 <w:b w:val="false"/>
                 <w:bCs w:val="false"/>
                 <w:color w:val="111111"/>
@@ -846,7 +846,7 @@
             </w:pPr>
             <w:r>
               <w:rPr>
-                <w:rFonts w:ascii="Markazi Text" w:cs="Markazi Text" w:eastAsia="Markazi Text" w:hAnsi="Markazi Text"/>
+                <w:rFonts w:ascii="Arakom" w:cs="Arakom" w:eastAsia="Arakom" w:hAnsi="Arakom"/>
                 <w:b w:val="false"/>
                 <w:bCs w:val="false"/>
                 <w:color w:val="111111"/>
@@ -1016,7 +1016,7 @@
             </w:pPr>
             <w:r>
               <w:rPr>
-                <w:rFonts w:ascii="Markazi Text" w:cs="Markazi Text" w:eastAsia="Markazi Text" w:hAnsi="Markazi Text"/>
+                <w:rFonts w:ascii="Arakom" w:cs="Arakom" w:eastAsia="Arakom" w:hAnsi="Arakom"/>
                 <w:b w:val="false"/>
                 <w:bCs w:val="false"/>
                 <w:color w:val="111111"/>
@@ -1186,7 +1186,7 @@
             </w:pPr>
             <w:r>
               <w:rPr>
-                <w:rFonts w:ascii="Markazi Text" w:cs="Markazi Text" w:eastAsia="Markazi Text" w:hAnsi="Markazi Text"/>
+                <w:rFonts w:ascii="Arakom" w:cs="Arakom" w:eastAsia="Arakom" w:hAnsi="Arakom"/>
                 <w:b w:val="false"/>
                 <w:bCs w:val="false"/>
                 <w:color w:val="111111"/>
@@ -1356,7 +1356,7 @@
             </w:pPr>
             <w:r>
               <w:rPr>
-                <w:rFonts w:ascii="Markazi Text" w:cs="Markazi Text" w:eastAsia="Markazi Text" w:hAnsi="Markazi Text"/>
+                <w:rFonts w:ascii="Arakom" w:cs="Arakom" w:eastAsia="Arakom" w:hAnsi="Arakom"/>
                 <w:b w:val="false"/>
                 <w:bCs w:val="false"/>
                 <w:color w:val="111111"/>
@@ -1704,7 +1704,7 @@
             </w:pPr>
             <w:r>
               <w:rPr>
-                <w:rFonts w:ascii="Markazi Text" w:cs="Markazi Text" w:eastAsia="Markazi Text" w:hAnsi="Markazi Text"/>
+                <w:rFonts w:ascii="Arakom" w:cs="Arakom" w:eastAsia="Arakom" w:hAnsi="Arakom"/>
                 <w:b w:val="false"/>
                 <w:bCs w:val="false"/>
                 <w:color w:val="111111"/>
@@ -1800,7 +1800,7 @@
             </w:pPr>
             <w:r>
               <w:rPr>
-                <w:rFonts w:ascii="Markazi Text" w:cs="Markazi Text" w:eastAsia="Markazi Text" w:hAnsi="Markazi Text"/>
+                <w:rFonts w:ascii="Arakom" w:cs="Arakom" w:eastAsia="Arakom" w:hAnsi="Arakom"/>
                 <w:b w:val="false"/>
                 <w:bCs w:val="false"/>
                 <w:color w:val="111111"/>
@@ -1896,7 +1896,7 @@
             </w:pPr>
             <w:r>
               <w:rPr>
-                <w:rFonts w:ascii="Markazi Text" w:cs="Markazi Text" w:eastAsia="Markazi Text" w:hAnsi="Markazi Text"/>
+                <w:rFonts w:ascii="Arakom" w:cs="Arakom" w:eastAsia="Arakom" w:hAnsi="Arakom"/>
                 <w:b w:val="false"/>
                 <w:bCs w:val="false"/>
                 <w:color w:val="111111"/>
@@ -1992,7 +1992,7 @@
             </w:pPr>
             <w:r>
               <w:rPr>
-                <w:rFonts w:ascii="Markazi Text" w:cs="Markazi Text" w:eastAsia="Markazi Text" w:hAnsi="Markazi Text"/>
+                <w:rFonts w:ascii="Arakom" w:cs="Arakom" w:eastAsia="Arakom" w:hAnsi="Arakom"/>
                 <w:b w:val="false"/>
                 <w:bCs w:val="false"/>
                 <w:color w:val="111111"/>
@@ -2088,7 +2088,7 @@
             </w:pPr>
             <w:r>
               <w:rPr>
-                <w:rFonts w:ascii="Markazi Text" w:cs="Markazi Text" w:eastAsia="Markazi Text" w:hAnsi="Markazi Text"/>
+                <w:rFonts w:ascii="Arakom" w:cs="Arakom" w:eastAsia="Arakom" w:hAnsi="Arakom"/>
                 <w:b w:val="false"/>
                 <w:bCs w:val="false"/>
                 <w:color w:val="111111"/>
@@ -2184,7 +2184,7 @@
             </w:pPr>
             <w:r>
               <w:rPr>
-                <w:rFonts w:ascii="Markazi Text" w:cs="Markazi Text" w:eastAsia="Markazi Text" w:hAnsi="Markazi Text"/>
+                <w:rFonts w:ascii="Arakom" w:cs="Arakom" w:eastAsia="Arakom" w:hAnsi="Arakom"/>
                 <w:b w:val="false"/>
                 <w:bCs w:val="false"/>
                 <w:color w:val="111111"/>
@@ -2280,7 +2280,7 @@
             </w:pPr>
             <w:r>
               <w:rPr>
-                <w:rFonts w:ascii="Markazi Text" w:cs="Markazi Text" w:eastAsia="Markazi Text" w:hAnsi="Markazi Text"/>
+                <w:rFonts w:ascii="Arakom" w:cs="Arakom" w:eastAsia="Arakom" w:hAnsi="Arakom"/>
                 <w:b w:val="false"/>
                 <w:bCs w:val="false"/>
                 <w:color w:val="111111"/>
@@ -2376,7 +2376,7 @@
             </w:pPr>
             <w:r>
               <w:rPr>
-                <w:rFonts w:ascii="Markazi Text" w:cs="Markazi Text" w:eastAsia="Markazi Text" w:hAnsi="Markazi Text"/>
+                <w:rFonts w:ascii="Arakom" w:cs="Arakom" w:eastAsia="Arakom" w:hAnsi="Arakom"/>
                 <w:b w:val="false"/>
                 <w:bCs w:val="false"/>
                 <w:color w:val="111111"/>
@@ -2521,7 +2521,7 @@
             </w:pPr>
             <w:r>
               <w:rPr>
-                <w:rFonts w:ascii="Markazi Text" w:cs="Markazi Text" w:eastAsia="Markazi Text" w:hAnsi="Markazi Text"/>
+                <w:rFonts w:ascii="Arakom" w:cs="Arakom" w:eastAsia="Arakom" w:hAnsi="Arakom"/>
                 <w:b/>
                 <w:bCs/>
                 <w:color w:val="111111"/>
@@ -2539,7 +2539,7 @@
             </w:pPr>
             <w:r>
               <w:rPr>
-                <w:rFonts w:ascii="Markazi Text" w:cs="Markazi Text" w:eastAsia="Markazi Text" w:hAnsi="Markazi Text"/>
+                <w:rFonts w:ascii="Arakom" w:cs="Arakom" w:eastAsia="Arakom" w:hAnsi="Arakom"/>
                 <w:b w:val="false"/>
                 <w:bCs w:val="false"/>
                 <w:color w:val="111111"/>
@@ -2557,7 +2557,7 @@
             </w:pPr>
             <w:r>
               <w:rPr>
-                <w:rFonts w:ascii="Markazi Text" w:cs="Markazi Text" w:eastAsia="Markazi Text" w:hAnsi="Markazi Text"/>
+                <w:rFonts w:ascii="Arakom" w:cs="Arakom" w:eastAsia="Arakom" w:hAnsi="Arakom"/>
                 <w:b w:val="false"/>
                 <w:bCs w:val="false"/>
                 <w:color w:val="111111"/>
@@ -2575,7 +2575,7 @@
             </w:pPr>
             <w:r>
               <w:rPr>
-                <w:rFonts w:ascii="Markazi Text" w:cs="Markazi Text" w:eastAsia="Markazi Text" w:hAnsi="Markazi Text"/>
+                <w:rFonts w:ascii="Arakom" w:cs="Arakom" w:eastAsia="Arakom" w:hAnsi="Arakom"/>
                 <w:b w:val="false"/>
                 <w:bCs w:val="false"/>
                 <w:color w:val="111111"/>
@@ -2593,7 +2593,7 @@
             </w:pPr>
             <w:r>
               <w:rPr>
-                <w:rFonts w:ascii="Markazi Text" w:cs="Markazi Text" w:eastAsia="Markazi Text" w:hAnsi="Markazi Text"/>
+                <w:rFonts w:ascii="Arakom" w:cs="Arakom" w:eastAsia="Arakom" w:hAnsi="Arakom"/>
                 <w:b w:val="false"/>
                 <w:bCs w:val="false"/>
                 <w:color w:val="111111"/>
@@ -2647,7 +2647,7 @@
       </w:r>
       <w:r>
         <w:rPr>
-          <w:rFonts w:ascii="Markazi Text" w:cs="Markazi Text" w:eastAsia="Markazi Text" w:hAnsi="Markazi Text"/>
+          <w:rFonts w:ascii="Arakom" w:cs="Arakom" w:eastAsia="Arakom" w:hAnsi="Arakom"/>
           <w:b w:val="false"/>
           <w:bCs w:val="false"/>
           <w:color w:val="111111"/>
@@ -2703,7 +2703,7 @@
       </w:r>
       <w:r>
         <w:rPr>
-          <w:rFonts w:ascii="Markazi Text" w:cs="Markazi Text" w:eastAsia="Markazi Text" w:hAnsi="Markazi Text"/>
+          <w:rFonts w:ascii="Arakom" w:cs="Arakom" w:eastAsia="Arakom" w:hAnsi="Arakom"/>
           <w:b w:val="false"/>
           <w:bCs w:val="false"/>
           <w:color w:val="111111"/>
@@ -2759,7 +2759,7 @@
       </w:r>
       <w:r>
         <w:rPr>
-          <w:rFonts w:ascii="Markazi Text" w:cs="Markazi Text" w:eastAsia="Markazi Text" w:hAnsi="Markazi Text"/>
+          <w:rFonts w:ascii="Arakom" w:cs="Arakom" w:eastAsia="Arakom" w:hAnsi="Arakom"/>
           <w:b w:val="false"/>
           <w:bCs w:val="false"/>
           <w:color w:val="111111"/>
@@ -2815,7 +2815,7 @@
       </w:r>
       <w:r>
         <w:rPr>
-          <w:rFonts w:ascii="Markazi Text" w:cs="Markazi Text" w:eastAsia="Markazi Text" w:hAnsi="Markazi Text"/>
+          <w:rFonts w:ascii="Arakom" w:cs="Arakom" w:eastAsia="Arakom" w:hAnsi="Arakom"/>
           <w:b w:val="false"/>
           <w:bCs w:val="false"/>
           <w:color w:val="111111"/>
@@ -2968,7 +2968,7 @@
             </w:pPr>
             <w:r>
               <w:rPr>
-                <w:rFonts w:ascii="Markazi Text" w:cs="Markazi Text" w:eastAsia="Markazi Text" w:hAnsi="Markazi Text"/>
+                <w:rFonts w:ascii="Arakom" w:cs="Arakom" w:eastAsia="Arakom" w:hAnsi="Arakom"/>
                 <w:b w:val="false"/>
                 <w:bCs w:val="false"/>
                 <w:color w:val="111111"/>
@@ -3075,7 +3075,7 @@
             </w:pPr>
             <w:r>
               <w:rPr>
-                <w:rFonts w:ascii="Markazi Text" w:cs="Markazi Text" w:eastAsia="Markazi Text" w:hAnsi="Markazi Text"/>
+                <w:rFonts w:ascii="Arakom" w:cs="Arakom" w:eastAsia="Arakom" w:hAnsi="Arakom"/>
                 <w:b w:val="false"/>
                 <w:bCs w:val="false"/>
                 <w:color w:val="111111"/>
@@ -3147,7 +3147,7 @@
             </w:pPr>
             <w:r>
               <w:rPr>
-                <w:rFonts w:ascii="Markazi Text" w:cs="Markazi Text" w:eastAsia="Markazi Text" w:hAnsi="Markazi Text"/>
+                <w:rFonts w:ascii="Arakom" w:cs="Arakom" w:eastAsia="Arakom" w:hAnsi="Arakom"/>
                 <w:b w:val="false"/>
                 <w:bCs w:val="false"/>
                 <w:color w:val="111111"/>
@@ -3219,7 +3219,7 @@
             </w:pPr>
             <w:r>
               <w:rPr>
-                <w:rFonts w:ascii="Markazi Text" w:cs="Markazi Text" w:eastAsia="Markazi Text" w:hAnsi="Markazi Text"/>
+                <w:rFonts w:ascii="Arakom" w:cs="Arakom" w:eastAsia="Arakom" w:hAnsi="Arakom"/>
                 <w:b w:val="false"/>
                 <w:bCs w:val="false"/>
                 <w:color w:val="111111"/>
@@ -3291,7 +3291,7 @@
             </w:pPr>
             <w:r>
               <w:rPr>
-                <w:rFonts w:ascii="Markazi Text" w:cs="Markazi Text" w:eastAsia="Markazi Text" w:hAnsi="Markazi Text"/>
+                <w:rFonts w:ascii="Arakom" w:cs="Arakom" w:eastAsia="Arakom" w:hAnsi="Arakom"/>
                 <w:b w:val="false"/>
                 <w:bCs w:val="false"/>
                 <w:color w:val="111111"/>
@@ -3363,7 +3363,7 @@
             </w:pPr>
             <w:r>
               <w:rPr>
-                <w:rFonts w:ascii="Markazi Text" w:cs="Markazi Text" w:eastAsia="Markazi Text" w:hAnsi="Markazi Text"/>
+                <w:rFonts w:ascii="Arakom" w:cs="Arakom" w:eastAsia="Arakom" w:hAnsi="Arakom"/>
                 <w:b w:val="false"/>
                 <w:bCs w:val="false"/>
                 <w:color w:val="111111"/>
@@ -3643,7 +3643,7 @@
             </w:pPr>
             <w:r>
               <w:rPr>
-                <w:rFonts w:ascii="Markazi Text" w:cs="Markazi Text" w:eastAsia="Markazi Text" w:hAnsi="Markazi Text"/>
+                <w:rFonts w:ascii="Arakom" w:cs="Arakom" w:eastAsia="Arakom" w:hAnsi="Arakom"/>
                 <w:b w:val="false"/>
                 <w:bCs w:val="false"/>
                 <w:color w:val="111111"/>
@@ -3739,7 +3739,7 @@
             </w:pPr>
             <w:r>
               <w:rPr>
-                <w:rFonts w:ascii="Markazi Text" w:cs="Markazi Text" w:eastAsia="Markazi Text" w:hAnsi="Markazi Text"/>
+                <w:rFonts w:ascii="Arakom" w:cs="Arakom" w:eastAsia="Arakom" w:hAnsi="Arakom"/>
                 <w:b w:val="false"/>
                 <w:bCs w:val="false"/>
                 <w:color w:val="111111"/>
@@ -3835,7 +3835,7 @@
             </w:pPr>
             <w:r>
               <w:rPr>
-                <w:rFonts w:ascii="Markazi Text" w:cs="Markazi Text" w:eastAsia="Markazi Text" w:hAnsi="Markazi Text"/>
+                <w:rFonts w:ascii="Arakom" w:cs="Arakom" w:eastAsia="Arakom" w:hAnsi="Arakom"/>
                 <w:b w:val="false"/>
                 <w:bCs w:val="false"/>
                 <w:color w:val="111111"/>
@@ -3931,7 +3931,7 @@
             </w:pPr>
             <w:r>
               <w:rPr>
-                <w:rFonts w:ascii="Markazi Text" w:cs="Markazi Text" w:eastAsia="Markazi Text" w:hAnsi="Markazi Text"/>
+                <w:rFonts w:ascii="Arakom" w:cs="Arakom" w:eastAsia="Arakom" w:hAnsi="Arakom"/>
                 <w:b w:val="false"/>
                 <w:bCs w:val="false"/>
                 <w:color w:val="111111"/>
@@ -4027,7 +4027,7 @@
             </w:pPr>
             <w:r>
               <w:rPr>
-                <w:rFonts w:ascii="Markazi Text" w:cs="Markazi Text" w:eastAsia="Markazi Text" w:hAnsi="Markazi Text"/>
+                <w:rFonts w:ascii="Arakom" w:cs="Arakom" w:eastAsia="Arakom" w:hAnsi="Arakom"/>
                 <w:b w:val="false"/>
                 <w:bCs w:val="false"/>
                 <w:color w:val="111111"/>
@@ -4180,7 +4180,7 @@
             </w:pPr>
             <w:r>
               <w:rPr>
-                <w:rFonts w:ascii="Markazi Text" w:cs="Markazi Text" w:eastAsia="Markazi Text" w:hAnsi="Markazi Text"/>
+                <w:rFonts w:ascii="Arakom" w:cs="Arakom" w:eastAsia="Arakom" w:hAnsi="Arakom"/>
                 <w:b w:val="false"/>
                 <w:bCs w:val="false"/>
                 <w:color w:val="111111"/>
@@ -4710,7 +4710,7 @@
             </w:pPr>
             <w:r>
               <w:rPr>
-                <w:rFonts w:ascii="Markazi Text" w:cs="Markazi Text" w:eastAsia="Markazi Text" w:hAnsi="Markazi Text"/>
+                <w:rFonts w:ascii="Arakom" w:cs="Arakom" w:eastAsia="Arakom" w:hAnsi="Arakom"/>
                 <w:b w:val="false"/>
                 <w:bCs w:val="false"/>
                 <w:color w:val="111111"/>
@@ -4728,7 +4728,7 @@
             </w:pPr>
             <w:r>
               <w:rPr>
-                <w:rFonts w:ascii="Markazi Text" w:cs="Markazi Text" w:eastAsia="Markazi Text" w:hAnsi="Markazi Text"/>
+                <w:rFonts w:ascii="Arakom" w:cs="Arakom" w:eastAsia="Arakom" w:hAnsi="Arakom"/>
                 <w:b w:val="false"/>
                 <w:bCs w:val="false"/>
                 <w:color w:val="111111"/>
@@ -4746,7 +4746,7 @@
             </w:pPr>
             <w:r>
               <w:rPr>
-                <w:rFonts w:ascii="Markazi Text" w:cs="Markazi Text" w:eastAsia="Markazi Text" w:hAnsi="Markazi Text"/>
+                <w:rFonts w:ascii="Arakom" w:cs="Arakom" w:eastAsia="Arakom" w:hAnsi="Arakom"/>
                 <w:b w:val="false"/>
                 <w:bCs w:val="false"/>
                 <w:color w:val="111111"/>
@@ -4764,7 +4764,7 @@
             </w:pPr>
             <w:r>
               <w:rPr>
-                <w:rFonts w:ascii="Markazi Text" w:cs="Markazi Text" w:eastAsia="Markazi Text" w:hAnsi="Markazi Text"/>
+                <w:rFonts w:ascii="Arakom" w:cs="Arakom" w:eastAsia="Arakom" w:hAnsi="Arakom"/>
                 <w:b w:val="false"/>
                 <w:bCs w:val="false"/>
                 <w:color w:val="111111"/>
@@ -4827,7 +4827,7 @@
             </w:pPr>
             <w:r>
               <w:rPr>
-                <w:rFonts w:ascii="Markazi Text" w:cs="Markazi Text" w:eastAsia="Markazi Text" w:hAnsi="Markazi Text"/>
+                <w:rFonts w:ascii="Arakom" w:cs="Arakom" w:eastAsia="Arakom" w:hAnsi="Arakom"/>
                 <w:b w:val="false"/>
                 <w:bCs w:val="false"/>
                 <w:color w:val="111111"/>
@@ -4845,7 +4845,7 @@
             </w:pPr>
             <w:r>
               <w:rPr>
-                <w:rFonts w:ascii="Markazi Text" w:cs="Markazi Text" w:eastAsia="Markazi Text" w:hAnsi="Markazi Text"/>
+                <w:rFonts w:ascii="Arakom" w:cs="Arakom" w:eastAsia="Arakom" w:hAnsi="Arakom"/>
                 <w:b w:val="false"/>
                 <w:bCs w:val="false"/>
                 <w:color w:val="111111"/>
@@ -4863,7 +4863,7 @@
             </w:pPr>
             <w:r>
               <w:rPr>
-                <w:rFonts w:ascii="Markazi Text" w:cs="Markazi Text" w:eastAsia="Markazi Text" w:hAnsi="Markazi Text"/>
+                <w:rFonts w:ascii="Arakom" w:cs="Arakom" w:eastAsia="Arakom" w:hAnsi="Arakom"/>
                 <w:b w:val="false"/>
                 <w:bCs w:val="false"/>
                 <w:color w:val="111111"/>
@@ -4881,7 +4881,7 @@
             </w:pPr>
             <w:r>
               <w:rPr>
-                <w:rFonts w:ascii="Markazi Text" w:cs="Markazi Text" w:eastAsia="Markazi Text" w:hAnsi="Markazi Text"/>
+                <w:rFonts w:ascii="Arakom" w:cs="Arakom" w:eastAsia="Arakom" w:hAnsi="Arakom"/>
                 <w:b w:val="false"/>
                 <w:bCs w:val="false"/>
                 <w:color w:val="111111"/>
@@ -4899,7 +4899,7 @@
             </w:pPr>
             <w:r>
               <w:rPr>
-                <w:rFonts w:ascii="Markazi Text" w:cs="Markazi Text" w:eastAsia="Markazi Text" w:hAnsi="Markazi Text"/>
+                <w:rFonts w:ascii="Arakom" w:cs="Arakom" w:eastAsia="Arakom" w:hAnsi="Arakom"/>
                 <w:b w:val="false"/>
                 <w:bCs w:val="false"/>
                 <w:color w:val="111111"/>
@@ -4962,7 +4962,7 @@
             </w:pPr>
             <w:r>
               <w:rPr>
-                <w:rFonts w:ascii="Markazi Text" w:cs="Markazi Text" w:eastAsia="Markazi Text" w:hAnsi="Markazi Text"/>
+                <w:rFonts w:ascii="Arakom" w:cs="Arakom" w:eastAsia="Arakom" w:hAnsi="Arakom"/>
                 <w:b w:val="false"/>
                 <w:bCs w:val="false"/>
                 <w:color w:val="111111"/>
@@ -4980,7 +4980,7 @@
             </w:pPr>
             <w:r>
               <w:rPr>
-                <w:rFonts w:ascii="Markazi Text" w:cs="Markazi Text" w:eastAsia="Markazi Text" w:hAnsi="Markazi Text"/>
+                <w:rFonts w:ascii="Arakom" w:cs="Arakom" w:eastAsia="Arakom" w:hAnsi="Arakom"/>
                 <w:b w:val="false"/>
                 <w:bCs w:val="false"/>
                 <w:color w:val="111111"/>
@@ -4998,7 +4998,7 @@
             </w:pPr>
             <w:r>
               <w:rPr>
-                <w:rFonts w:ascii="Markazi Text" w:cs="Markazi Text" w:eastAsia="Markazi Text" w:hAnsi="Markazi Text"/>
+                <w:rFonts w:ascii="Arakom" w:cs="Arakom" w:eastAsia="Arakom" w:hAnsi="Arakom"/>
                 <w:b w:val="false"/>
                 <w:bCs w:val="false"/>
                 <w:color w:val="111111"/>
@@ -5016,7 +5016,7 @@
             </w:pPr>
             <w:r>
               <w:rPr>
-                <w:rFonts w:ascii="Markazi Text" w:cs="Markazi Text" w:eastAsia="Markazi Text" w:hAnsi="Markazi Text"/>
+                <w:rFonts w:ascii="Arakom" w:cs="Arakom" w:eastAsia="Arakom" w:hAnsi="Arakom"/>
                 <w:b w:val="false"/>
                 <w:bCs w:val="false"/>
                 <w:color w:val="111111"/>
@@ -5034,7 +5034,7 @@
             </w:pPr>
             <w:r>
               <w:rPr>
-                <w:rFonts w:ascii="Markazi Text" w:cs="Markazi Text" w:eastAsia="Markazi Text" w:hAnsi="Markazi Text"/>
+                <w:rFonts w:ascii="Arakom" w:cs="Arakom" w:eastAsia="Arakom" w:hAnsi="Arakom"/>
                 <w:b w:val="false"/>
                 <w:bCs w:val="false"/>
                 <w:color w:val="111111"/>
